--- a/Technical and Methodology summary  Document.docx
+++ b/Technical and Methodology summary  Document.docx
@@ -176,7 +176,7 @@
       </w:tblPr>
       <w:tblGrid>
         <w:gridCol w:w="1784"/>
-        <w:gridCol w:w="2833"/>
+        <w:gridCol w:w="4241"/>
       </w:tblGrid>
       <w:tr>
         <w:trPr>
@@ -212,7 +212,7 @@
         </w:tc>
         <w:tc>
           <w:tcPr>
-            <w:tcW w:w="0" w:type="auto"/>
+            <w:tcW w:w="4196" w:type="dxa"/>
             <w:vAlign w:val="center"/>
             <w:hideMark/>
           </w:tcPr>
@@ -266,7 +266,7 @@
         </w:tc>
         <w:tc>
           <w:tcPr>
-            <w:tcW w:w="0" w:type="auto"/>
+            <w:tcW w:w="4196" w:type="dxa"/>
             <w:vAlign w:val="center"/>
             <w:hideMark/>
           </w:tcPr>
@@ -315,7 +315,7 @@
         </w:tc>
         <w:tc>
           <w:tcPr>
-            <w:tcW w:w="0" w:type="auto"/>
+            <w:tcW w:w="4196" w:type="dxa"/>
             <w:vAlign w:val="center"/>
             <w:hideMark/>
           </w:tcPr>
@@ -332,6 +332,13 @@
                 <w:szCs w:val="20"/>
               </w:rPr>
               <w:t>Excel Files</w:t>
+            </w:r>
+            <w:r>
+              <w:rPr>
+                <w:sz w:val="20"/>
+                <w:szCs w:val="20"/>
+              </w:rPr>
+              <w:t xml:space="preserve"> </w:t>
             </w:r>
           </w:p>
         </w:tc>
@@ -364,7 +371,7 @@
         </w:tc>
         <w:tc>
           <w:tcPr>
-            <w:tcW w:w="0" w:type="auto"/>
+            <w:tcW w:w="4196" w:type="dxa"/>
             <w:vAlign w:val="center"/>
             <w:hideMark/>
           </w:tcPr>
@@ -413,7 +420,7 @@
         </w:tc>
         <w:tc>
           <w:tcPr>
-            <w:tcW w:w="0" w:type="auto"/>
+            <w:tcW w:w="4196" w:type="dxa"/>
             <w:vAlign w:val="center"/>
             <w:hideMark/>
           </w:tcPr>
@@ -462,7 +469,7 @@
         </w:tc>
         <w:tc>
           <w:tcPr>
-            <w:tcW w:w="0" w:type="auto"/>
+            <w:tcW w:w="4196" w:type="dxa"/>
             <w:vAlign w:val="center"/>
             <w:hideMark/>
           </w:tcPr>
@@ -511,7 +518,7 @@
         </w:tc>
         <w:tc>
           <w:tcPr>
-            <w:tcW w:w="0" w:type="auto"/>
+            <w:tcW w:w="4196" w:type="dxa"/>
             <w:vAlign w:val="center"/>
             <w:hideMark/>
           </w:tcPr>
@@ -551,24 +558,161 @@
     <w:p>
       <w:pPr>
         <w:rPr>
+          <w:sz w:val="20"/>
+          <w:szCs w:val="20"/>
+        </w:rPr>
+      </w:pPr>
+      <w:r>
+        <w:rPr>
           <w:sz w:val="28"/>
           <w:szCs w:val="28"/>
         </w:rPr>
-      </w:pPr>
+        <w:t xml:space="preserve">     </w:t>
+      </w:r>
       <w:r>
         <w:rPr>
           <w:sz w:val="28"/>
           <w:szCs w:val="28"/>
         </w:rPr>
-        <w:t xml:space="preserve">     </w:t>
+        <w:t xml:space="preserve">3. Data </w:t>
       </w:r>
       <w:r>
         <w:rPr>
           <w:sz w:val="28"/>
           <w:szCs w:val="28"/>
         </w:rPr>
-        <w:t>3. Data Sources</w:t>
-      </w:r>
+        <w:t>Sources</w:t>
+      </w:r>
+      <w:r>
+        <w:rPr>
+          <w:sz w:val="28"/>
+          <w:szCs w:val="28"/>
+        </w:rPr>
+        <w:t>:</w:t>
+      </w:r>
+      <w:r>
+        <w:rPr>
+          <w:sz w:val="28"/>
+          <w:szCs w:val="28"/>
+        </w:rPr>
+        <w:t xml:space="preserve"> </w:t>
+      </w:r>
+      <w:r>
+        <w:rPr>
+          <w:sz w:val="20"/>
+          <w:szCs w:val="20"/>
+        </w:rPr>
+        <w:t xml:space="preserve">Using Import mode from Excel file due to </w:t>
+      </w:r>
+      <w:r>
+        <w:rPr>
+          <w:sz w:val="20"/>
+          <w:szCs w:val="20"/>
+        </w:rPr>
+        <w:t>SQL Server not available in my PC</w:t>
+      </w:r>
+      <w:r>
+        <w:rPr>
+          <w:sz w:val="20"/>
+          <w:szCs w:val="20"/>
+        </w:rPr>
+        <w:t xml:space="preserve">. If </w:t>
+      </w:r>
+      <w:r>
+        <w:rPr>
+          <w:sz w:val="20"/>
+          <w:szCs w:val="20"/>
+        </w:rPr>
+        <w:t>I am</w:t>
+      </w:r>
+      <w:r>
+        <w:rPr>
+          <w:sz w:val="20"/>
+          <w:szCs w:val="20"/>
+        </w:rPr>
+        <w:t xml:space="preserve"> using SQL server as Data </w:t>
+      </w:r>
+      <w:r>
+        <w:rPr>
+          <w:sz w:val="20"/>
+          <w:szCs w:val="20"/>
+        </w:rPr>
+        <w:t>Source,</w:t>
+      </w:r>
+      <w:r>
+        <w:rPr>
+          <w:sz w:val="20"/>
+          <w:szCs w:val="20"/>
+        </w:rPr>
+        <w:t xml:space="preserve"> I will go for connectivity Mode as Mixed mode (all Fact Transaction tables as Direct query and </w:t>
+      </w:r>
+      <w:r>
+        <w:rPr>
+          <w:sz w:val="20"/>
+          <w:szCs w:val="20"/>
+        </w:rPr>
+        <w:t>Dim Table for Import mode) its depend on Version we are using</w:t>
+      </w:r>
+      <w:r>
+        <w:rPr>
+          <w:sz w:val="20"/>
+          <w:szCs w:val="20"/>
+        </w:rPr>
+        <w:t xml:space="preserve"> and size of the table</w:t>
+      </w:r>
+      <w:r>
+        <w:rPr>
+          <w:sz w:val="20"/>
+          <w:szCs w:val="20"/>
+        </w:rPr>
+        <w:t xml:space="preserve">. If I am using </w:t>
+      </w:r>
+      <w:proofErr w:type="spellStart"/>
+      <w:r>
+        <w:rPr>
+          <w:sz w:val="20"/>
+          <w:szCs w:val="20"/>
+        </w:rPr>
+        <w:t>Sql</w:t>
+      </w:r>
+      <w:proofErr w:type="spellEnd"/>
+      <w:r>
+        <w:rPr>
+          <w:sz w:val="20"/>
+          <w:szCs w:val="20"/>
+        </w:rPr>
+        <w:t xml:space="preserve"> server as source all calculated columns and measures handle at SQL source </w:t>
+      </w:r>
+      <w:r>
+        <w:rPr>
+          <w:sz w:val="20"/>
+          <w:szCs w:val="20"/>
+        </w:rPr>
+        <w:t>side,</w:t>
+      </w:r>
+      <w:r>
+        <w:rPr>
+          <w:sz w:val="20"/>
+          <w:szCs w:val="20"/>
+        </w:rPr>
+        <w:t xml:space="preserve"> then I will load in to the </w:t>
+      </w:r>
+      <w:r>
+        <w:rPr>
+          <w:sz w:val="20"/>
+          <w:szCs w:val="20"/>
+        </w:rPr>
+        <w:t xml:space="preserve">power bi </w:t>
+      </w:r>
+      <w:r>
+        <w:rPr>
+          <w:sz w:val="20"/>
+          <w:szCs w:val="20"/>
+        </w:rPr>
+        <w:t>model or use direct query mode based on table size.</w:t>
+      </w:r>
+      <w:bookmarkStart w:id="0" w:name="_GoBack"/>
+      <w:bookmarkEnd w:id="0"/>
     </w:p>
     <w:tbl>
       <w:tblPr>
@@ -997,6 +1141,7 @@
                 <w:sz w:val="20"/>
                 <w:szCs w:val="20"/>
               </w:rPr>
+              <w:lastRenderedPageBreak/>
               <w:t>Dim_Date</w:t>
             </w:r>
             <w:proofErr w:type="spellEnd"/>
@@ -1143,7 +1288,6 @@
                 <w:sz w:val="20"/>
                 <w:szCs w:val="20"/>
               </w:rPr>
-              <w:lastRenderedPageBreak/>
               <w:t>Dim_Currency</w:t>
             </w:r>
             <w:proofErr w:type="spellEnd"/>
@@ -1363,7 +1507,21 @@
                 <w:sz w:val="20"/>
                 <w:szCs w:val="20"/>
               </w:rPr>
-              <w:t>UserSecurity</w:t>
+              <w:t>User</w:t>
+            </w:r>
+            <w:r>
+              <w:rPr>
+                <w:sz w:val="20"/>
+                <w:szCs w:val="20"/>
+              </w:rPr>
+              <w:t>_</w:t>
+            </w:r>
+            <w:r>
+              <w:rPr>
+                <w:sz w:val="20"/>
+                <w:szCs w:val="20"/>
+              </w:rPr>
+              <w:t>Security</w:t>
             </w:r>
             <w:proofErr w:type="spellEnd"/>
           </w:p>
@@ -1481,8 +1639,6 @@
         </w:rPr>
         <w:t>A Star Schema is a data warehouse modeling technique where a central Fact Table is connected directly to multiple Dimension Tables, forming a structure that looks like a star. It is one of the most widely used designs for business intelligence (BI) reporting and analytics</w:t>
       </w:r>
-      <w:bookmarkStart w:id="0" w:name="_GoBack"/>
-      <w:bookmarkEnd w:id="0"/>
     </w:p>
     <w:p>
       <w:pPr>
@@ -1493,6 +1649,7 @@
       </w:pPr>
       <w:r>
         <w:rPr>
+          <w:noProof/>
           <w:sz w:val="28"/>
           <w:szCs w:val="28"/>
         </w:rPr>
@@ -1636,14 +1793,7 @@
           <w:sz w:val="28"/>
           <w:szCs w:val="28"/>
         </w:rPr>
-        <w:t>6</w:t>
-      </w:r>
-      <w:r>
-        <w:rPr>
-          <w:sz w:val="28"/>
-          <w:szCs w:val="28"/>
-        </w:rPr>
-        <w:t>. Calculated Columns</w:t>
+        <w:t>6. Calculated Columns</w:t>
       </w:r>
     </w:p>
     <w:p>
@@ -1733,6 +1883,7 @@
           <w:sz w:val="20"/>
           <w:szCs w:val="20"/>
         </w:rPr>
+        <w:lastRenderedPageBreak/>
         <w:t>DateKey</w:t>
       </w:r>
       <w:proofErr w:type="spellEnd"/>
@@ -1908,7 +2059,6 @@
           <w:sz w:val="20"/>
           <w:szCs w:val="20"/>
         </w:rPr>
-        <w:lastRenderedPageBreak/>
         <w:t xml:space="preserve">    </w:t>
       </w:r>
       <w:proofErr w:type="gramStart"/>
@@ -3004,14 +3154,7 @@
           <w:sz w:val="24"/>
           <w:szCs w:val="24"/>
         </w:rPr>
-        <w:t xml:space="preserve"> </w:t>
-      </w:r>
-      <w:r>
-        <w:rPr>
-          <w:sz w:val="24"/>
-          <w:szCs w:val="24"/>
-        </w:rPr>
-        <w:t>Executive Overview</w:t>
+        <w:t xml:space="preserve"> Executive Overview</w:t>
       </w:r>
     </w:p>
     <w:p>
@@ -3159,6 +3302,7 @@
           <w:sz w:val="20"/>
           <w:szCs w:val="20"/>
         </w:rPr>
+        <w:lastRenderedPageBreak/>
         <w:t xml:space="preserve">Treasury Exposure Trend </w:t>
       </w:r>
     </w:p>
@@ -3219,21 +3363,7 @@
           <w:sz w:val="20"/>
           <w:szCs w:val="20"/>
         </w:rPr>
-        <w:t xml:space="preserve">Top </w:t>
-      </w:r>
-      <w:r>
-        <w:rPr>
-          <w:sz w:val="20"/>
-          <w:szCs w:val="20"/>
-        </w:rPr>
-        <w:t xml:space="preserve">N </w:t>
-      </w:r>
-      <w:r>
-        <w:rPr>
-          <w:sz w:val="20"/>
-          <w:szCs w:val="20"/>
-        </w:rPr>
-        <w:t>Counterparties</w:t>
+        <w:t>Top N Counterparties</w:t>
       </w:r>
     </w:p>
     <w:p>
@@ -3250,7 +3380,6 @@
           <w:sz w:val="24"/>
           <w:szCs w:val="24"/>
         </w:rPr>
-        <w:lastRenderedPageBreak/>
         <w:t xml:space="preserve">Page </w:t>
       </w:r>
       <w:proofErr w:type="gramStart"/>
@@ -3259,29 +3388,15 @@
           <w:sz w:val="24"/>
           <w:szCs w:val="24"/>
         </w:rPr>
-        <w:t>2</w:t>
-      </w:r>
+        <w:t>2 :</w:t>
+      </w:r>
+      <w:proofErr w:type="gramEnd"/>
       <w:r>
         <w:rPr>
           <w:sz w:val="24"/>
           <w:szCs w:val="24"/>
         </w:rPr>
-        <w:t xml:space="preserve"> :</w:t>
-      </w:r>
-      <w:proofErr w:type="gramEnd"/>
-      <w:r>
-        <w:rPr>
-          <w:sz w:val="24"/>
-          <w:szCs w:val="24"/>
-        </w:rPr>
-        <w:t xml:space="preserve"> </w:t>
-      </w:r>
-      <w:r>
-        <w:rPr>
-          <w:sz w:val="24"/>
-          <w:szCs w:val="24"/>
-        </w:rPr>
-        <w:t>Liquidity Analysis</w:t>
+        <w:t xml:space="preserve"> Liquidity Analysis</w:t>
       </w:r>
     </w:p>
     <w:p>
@@ -3725,21 +3840,7 @@
           <w:sz w:val="20"/>
           <w:szCs w:val="20"/>
         </w:rPr>
-        <w:t>User</w:t>
-      </w:r>
-      <w:r>
-        <w:rPr>
-          <w:sz w:val="20"/>
-          <w:szCs w:val="20"/>
-        </w:rPr>
-        <w:t>_</w:t>
-      </w:r>
-      <w:r>
-        <w:rPr>
-          <w:sz w:val="20"/>
-          <w:szCs w:val="20"/>
-        </w:rPr>
-        <w:t>Security</w:t>
+        <w:t>User_Security</w:t>
       </w:r>
       <w:proofErr w:type="spellEnd"/>
       <w:r>
@@ -4376,11 +4477,12 @@
       <w:proofErr w:type="spellStart"/>
       <w:r>
         <w:rPr>
-          <w:rFonts w:eastAsia="Times New Roman" w:cstheme="minorHAnsi"/>
-          <w:sz w:val="20"/>
-          <w:szCs w:val="20"/>
-        </w:rPr>
-        <w:t>CurrentUser</w:t>
+          <w:rFonts w:ascii="Calibri" w:eastAsia="Times New Roman" w:hAnsi="Calibri" w:cs="Calibri"/>
+          <w:bCs/>
+          <w:sz w:val="20"/>
+          <w:szCs w:val="20"/>
+        </w:rPr>
+        <w:t>UserEmail</w:t>
       </w:r>
       <w:proofErr w:type="spellEnd"/>
       <w:r>
@@ -4389,7 +4491,15 @@
           <w:sz w:val="20"/>
           <w:szCs w:val="20"/>
         </w:rPr>
-        <w:t xml:space="preserve"> =</w:t>
+        <w:t xml:space="preserve"> </w:t>
+      </w:r>
+      <w:r>
+        <w:rPr>
+          <w:rFonts w:eastAsia="Times New Roman" w:cstheme="minorHAnsi"/>
+          <w:sz w:val="20"/>
+          <w:szCs w:val="20"/>
+        </w:rPr>
+        <w:t>=</w:t>
       </w:r>
       <w:r>
         <w:rPr>
@@ -5224,6 +5334,7 @@
       <w:r>
         <w:rPr>
           <w:rFonts w:eastAsia="Times New Roman" w:cstheme="minorHAnsi"/>
+          <w:noProof/>
           <w:sz w:val="20"/>
           <w:szCs w:val="20"/>
         </w:rPr>
